--- a/documentos/Modelo_Padrao_Orcamento_FIEMG.docx
+++ b/documentos/Modelo_Padrao_Orcamento_FIEMG.docx
@@ -73,6 +73,66 @@
         </w:tc>
       </w:tr>
     </w:tbl>
+    <w:p>
+      <w:pPr/>
+      <w:r>
+        <w:rPr>
+          <w:b/>
+          <w:sz w:val="18"/>
+        </w:rPr>
+        <w:t>SOLICITAÇÃO DE COTAÇÃO</w:t>
+      </w:r>
+    </w:p>
+    <w:p>
+      <w:pPr/>
+      <w:r>
+        <w:rPr>
+          <w:b w:val="0"/>
+          <w:sz w:val="18"/>
+        </w:rPr>
+        <w:t>Este departamento, representando neste ato o SESI – Unidade São João del-Rei, solicita a apresentação de cotação comercial e demais condições de venda para os itens desta solicitação. Encaminhar resposta com a maior brevidade possível aos cuidados de BCASSIA@FIEMG.COM.BR.</w:t>
+      </w:r>
+    </w:p>
+    <w:p>
+      <w:pPr/>
+      <w:r>
+        <w:rPr>
+          <w:b/>
+          <w:sz w:val="18"/>
+        </w:rPr>
+        <w:t>Condições importantes:</w:t>
+      </w:r>
+    </w:p>
+    <w:p>
+      <w:pPr/>
+      <w:r>
+        <w:rPr>
+          <w:b w:val="0"/>
+          <w:sz w:val="18"/>
+        </w:rPr>
+        <w:t>1. Pagamento mínimo de 28 (vinte e oito) dias após emissão da Nota Fiscal.</w:t>
+      </w:r>
+    </w:p>
+    <w:p>
+      <w:pPr/>
+      <w:r>
+        <w:rPr>
+          <w:b w:val="0"/>
+          <w:sz w:val="18"/>
+        </w:rPr>
+        <w:t>2. A proposta deverá seguir a mesma ordem dos itens, conter Razão Social, CNPJ, endereço, telefone, e-mail, prazo de entrega, condições de pagamento e nome do responsável.</w:t>
+      </w:r>
+    </w:p>
+    <w:p>
+      <w:pPr/>
+      <w:r>
+        <w:rPr>
+          <w:b w:val="0"/>
+          <w:sz w:val="18"/>
+        </w:rPr>
+        <w:t>3. A emissão do Pedido de Compra está condicionada ao Cadastro Simplificado de Fornecedores FIEMG. Portal: https://compras.fiemg.com.br/Default.aspx</w:t>
+      </w:r>
+    </w:p>
     <w:p>
       <w:r>
         <w:rPr>
